--- a/resume/roles/backend-engineer/Archit_Agrawal_Backend_Software_Engineer_Detailed.docx
+++ b/resume/roles/backend-engineer/Archit_Agrawal_Backend_Software_Engineer_Detailed.docx
@@ -1422,7 +1422,7 @@
           <w:b/>
           <w:color w:val="111111"/>
         </w:rPr>
-        <w:t xml:space="preserve">Image Recognition as a Service</w:t>
+        <w:t xml:space="preserve">Serverless Document Pipeline</w:t>
       </w:r>
       <w:r>
         <w:tab/>
@@ -1435,73 +1435,73 @@
           <w:b/>
           <w:color w:val="111111"/>
         </w:rPr>
-        <w:t xml:space="preserve">01/2024 - 02/2024</w:t>
-      </w:r>
-    </w:p>
-    <w:p>
-      <w:pPr>
-        <w:spacing w:before="0" w:after="10" w:line="248" w:lineRule="exact"/>
-        <w:ind w:left="200" w:hanging="200"/>
-      </w:pPr>
-      <w:r>
-        <w:rPr>
-          <w:rFonts w:ascii="Lato" w:hAnsi="Lato" w:cs="Lato"/>
-          <w:sz w:val="21"/>
-          <w:szCs w:val="21"/>
-          <w:color w:val="111111"/>
-        </w:rPr>
-        <w:t xml:space="preserve">•</w:t>
-      </w:r>
-      <w:r>
-        <w:rPr>
-          <w:rFonts w:ascii="Lato" w:hAnsi="Lato" w:cs="Lato"/>
-          <w:sz w:val="21"/>
-          <w:szCs w:val="21"/>
-          <w:color w:val="111111"/>
-        </w:rPr>
-        <w:t xml:space="preserve">  </w:t>
-      </w:r>
-      <w:r>
-        <w:rPr>
-          <w:rFonts w:ascii="Lato" w:hAnsi="Lato" w:cs="Lato"/>
-          <w:sz w:val="21"/>
-          <w:szCs w:val="21"/>
-          <w:color w:val="111111"/>
-        </w:rPr>
-        <w:t xml:space="preserve">Built an AWS EC2/SQS image-processing service with queue-based scaling, asynchronous results and idempotent workers for safe message retries.</w:t>
-      </w:r>
-    </w:p>
-    <w:p>
-      <w:pPr>
-        <w:spacing w:before="0" w:after="10" w:line="248" w:lineRule="exact"/>
-        <w:ind w:left="200" w:hanging="200"/>
-      </w:pPr>
-      <w:r>
-        <w:rPr>
-          <w:rFonts w:ascii="Lato" w:hAnsi="Lato" w:cs="Lato"/>
-          <w:sz w:val="21"/>
-          <w:szCs w:val="21"/>
-          <w:color w:val="111111"/>
-        </w:rPr>
-        <w:t xml:space="preserve">•</w:t>
-      </w:r>
-      <w:r>
-        <w:rPr>
-          <w:rFonts w:ascii="Lato" w:hAnsi="Lato" w:cs="Lato"/>
-          <w:sz w:val="21"/>
-          <w:szCs w:val="21"/>
-          <w:color w:val="111111"/>
-        </w:rPr>
-        <w:t xml:space="preserve">  </w:t>
-      </w:r>
-      <w:r>
-        <w:rPr>
-          <w:rFonts w:ascii="Lato" w:hAnsi="Lato" w:cs="Lato"/>
-          <w:sz w:val="21"/>
-          <w:szCs w:val="21"/>
-          <w:color w:val="111111"/>
-        </w:rPr>
-        <w:t xml:space="preserve">Capped worker capacity and used scale-in cooldowns to control cost and prevent instance churn during changing demand.</w:t>
+        <w:t xml:space="preserve">03/2024 - 04/2024</w:t>
+      </w:r>
+    </w:p>
+    <w:p>
+      <w:pPr>
+        <w:spacing w:before="0" w:after="10" w:line="248" w:lineRule="exact"/>
+        <w:ind w:left="200" w:hanging="200"/>
+      </w:pPr>
+      <w:r>
+        <w:rPr>
+          <w:rFonts w:ascii="Lato" w:hAnsi="Lato" w:cs="Lato"/>
+          <w:sz w:val="21"/>
+          <w:szCs w:val="21"/>
+          <w:color w:val="111111"/>
+        </w:rPr>
+        <w:t xml:space="preserve">•</w:t>
+      </w:r>
+      <w:r>
+        <w:rPr>
+          <w:rFonts w:ascii="Lato" w:hAnsi="Lato" w:cs="Lato"/>
+          <w:sz w:val="21"/>
+          <w:szCs w:val="21"/>
+          <w:color w:val="111111"/>
+        </w:rPr>
+        <w:t xml:space="preserve">  </w:t>
+      </w:r>
+      <w:r>
+        <w:rPr>
+          <w:rFonts w:ascii="Lato" w:hAnsi="Lato" w:cs="Lato"/>
+          <w:sz w:val="21"/>
+          <w:szCs w:val="21"/>
+          <w:color w:val="111111"/>
+        </w:rPr>
+        <w:t xml:space="preserve">Built a serverless document pipeline on AWS Lambda, API Gateway, S3 and DynamoDB with a React frontend, handling 1,000+ concurrent requests at 99.9% uptime.</w:t>
+      </w:r>
+    </w:p>
+    <w:p>
+      <w:pPr>
+        <w:spacing w:before="0" w:after="10" w:line="248" w:lineRule="exact"/>
+        <w:ind w:left="200" w:hanging="200"/>
+      </w:pPr>
+      <w:r>
+        <w:rPr>
+          <w:rFonts w:ascii="Lato" w:hAnsi="Lato" w:cs="Lato"/>
+          <w:sz w:val="21"/>
+          <w:szCs w:val="21"/>
+          <w:color w:val="111111"/>
+        </w:rPr>
+        <w:t xml:space="preserve">•</w:t>
+      </w:r>
+      <w:r>
+        <w:rPr>
+          <w:rFonts w:ascii="Lato" w:hAnsi="Lato" w:cs="Lato"/>
+          <w:sz w:val="21"/>
+          <w:szCs w:val="21"/>
+          <w:color w:val="111111"/>
+        </w:rPr>
+        <w:t xml:space="preserve">  </w:t>
+      </w:r>
+      <w:r>
+        <w:rPr>
+          <w:rFonts w:ascii="Lato" w:hAnsi="Lato" w:cs="Lato"/>
+          <w:sz w:val="21"/>
+          <w:szCs w:val="21"/>
+          <w:color w:val="111111"/>
+        </w:rPr>
+        <w:t xml:space="preserve">Automated EC2 instance management for heavier processing jobs, cutting processing time 40%.</w:t>
       </w:r>
     </w:p>
     <w:p>
@@ -1520,7 +1520,7 @@
           <w:b/>
           <w:color w:val="111111"/>
         </w:rPr>
-        <w:t xml:space="preserve">PrismSplit</w:t>
+        <w:t xml:space="preserve">E-Commerce Platform</w:t>
       </w:r>
       <w:r>
         <w:tab/>
@@ -1533,73 +1533,236 @@
           <w:b/>
           <w:color w:val="111111"/>
         </w:rPr>
-        <w:t xml:space="preserve">2025 - Present</w:t>
-      </w:r>
-    </w:p>
-    <w:p>
-      <w:pPr>
-        <w:spacing w:before="0" w:after="10" w:line="248" w:lineRule="exact"/>
-        <w:ind w:left="200" w:hanging="200"/>
-      </w:pPr>
-      <w:r>
-        <w:rPr>
-          <w:rFonts w:ascii="Lato" w:hAnsi="Lato" w:cs="Lato"/>
-          <w:sz w:val="21"/>
-          <w:szCs w:val="21"/>
-          <w:color w:val="111111"/>
-        </w:rPr>
-        <w:t xml:space="preserve">•</w:t>
-      </w:r>
-      <w:r>
-        <w:rPr>
-          <w:rFonts w:ascii="Lato" w:hAnsi="Lato" w:cs="Lato"/>
-          <w:sz w:val="21"/>
-          <w:szCs w:val="21"/>
-          <w:color w:val="111111"/>
-        </w:rPr>
-        <w:t xml:space="preserve">  </w:t>
-      </w:r>
-      <w:r>
-        <w:rPr>
-          <w:rFonts w:ascii="Lato" w:hAnsi="Lato" w:cs="Lato"/>
-          <w:sz w:val="21"/>
-          <w:szCs w:val="21"/>
-          <w:color w:val="111111"/>
-        </w:rPr>
-        <w:t xml:space="preserve">Built a TypeScript/React Native expense app with transactional PostgreSQL billing and settlement, integer-cent accounting and offline write persistence.</w:t>
-      </w:r>
-    </w:p>
-    <w:p>
-      <w:pPr>
-        <w:spacing w:before="0" w:after="10" w:line="248" w:lineRule="exact"/>
-        <w:ind w:left="200" w:hanging="200"/>
-      </w:pPr>
-      <w:r>
-        <w:rPr>
-          <w:rFonts w:ascii="Lato" w:hAnsi="Lato" w:cs="Lato"/>
-          <w:sz w:val="21"/>
-          <w:szCs w:val="21"/>
-          <w:color w:val="111111"/>
-        </w:rPr>
-        <w:t xml:space="preserve">•</w:t>
-      </w:r>
-      <w:r>
-        <w:rPr>
-          <w:rFonts w:ascii="Lato" w:hAnsi="Lato" w:cs="Lato"/>
-          <w:sz w:val="21"/>
-          <w:szCs w:val="21"/>
-          <w:color w:val="111111"/>
-        </w:rPr>
-        <w:t xml:space="preserve">  </w:t>
-      </w:r>
-      <w:r>
-        <w:rPr>
-          <w:rFonts w:ascii="Lato" w:hAnsi="Lato" w:cs="Lato"/>
-          <w:sz w:val="21"/>
-          <w:szCs w:val="21"/>
-          <w:color w:val="111111"/>
-        </w:rPr>
-        <w:t xml:space="preserve">Added idempotency keys, real-time Supabase subscriptions and versioned persistence to handle retries and cached data across app upgrades.</w:t>
+        <w:t xml:space="preserve">09/2024 - 12/2024</w:t>
+      </w:r>
+    </w:p>
+    <w:p>
+      <w:pPr>
+        <w:spacing w:before="0" w:after="10" w:line="248" w:lineRule="exact"/>
+        <w:ind w:left="200" w:hanging="200"/>
+      </w:pPr>
+      <w:r>
+        <w:rPr>
+          <w:rFonts w:ascii="Lato" w:hAnsi="Lato" w:cs="Lato"/>
+          <w:sz w:val="21"/>
+          <w:szCs w:val="21"/>
+          <w:color w:val="111111"/>
+        </w:rPr>
+        <w:t xml:space="preserve">•</w:t>
+      </w:r>
+      <w:r>
+        <w:rPr>
+          <w:rFonts w:ascii="Lato" w:hAnsi="Lato" w:cs="Lato"/>
+          <w:sz w:val="21"/>
+          <w:szCs w:val="21"/>
+          <w:color w:val="111111"/>
+        </w:rPr>
+        <w:t xml:space="preserve">  </w:t>
+      </w:r>
+      <w:r>
+        <w:rPr>
+          <w:rFonts w:ascii="Lato" w:hAnsi="Lato" w:cs="Lato"/>
+          <w:sz w:val="21"/>
+          <w:szCs w:val="21"/>
+          <w:color w:val="111111"/>
+        </w:rPr>
+        <w:t xml:space="preserve">Built an e-commerce platform with a Django REST API, React frontend, Stripe payments, PostgreSQL with Redis caching, Docker and GitHub Actions CI.</w:t>
+      </w:r>
+    </w:p>
+    <w:p>
+      <w:pPr>
+        <w:keepNext/>
+        <w:tabs>
+          <w:tab w:val="right" w:pos="10656"/>
+        </w:tabs>
+        <w:spacing w:before="60" w:after="0" w:line="248" w:lineRule="exact"/>
+      </w:pPr>
+      <w:r>
+        <w:rPr>
+          <w:rFonts w:ascii="Lato" w:hAnsi="Lato" w:cs="Lato"/>
+          <w:sz w:val="21"/>
+          <w:szCs w:val="21"/>
+          <w:b/>
+          <w:color w:val="111111"/>
+        </w:rPr>
+        <w:t xml:space="preserve">Task Management System</w:t>
+      </w:r>
+      <w:r>
+        <w:tab/>
+      </w:r>
+      <w:r>
+        <w:rPr>
+          <w:rFonts w:ascii="Lato" w:hAnsi="Lato" w:cs="Lato"/>
+          <w:sz w:val="21"/>
+          <w:szCs w:val="21"/>
+          <w:b/>
+          <w:color w:val="111111"/>
+        </w:rPr>
+        <w:t xml:space="preserve">02/2024 - 05/2024</w:t>
+      </w:r>
+    </w:p>
+    <w:p>
+      <w:pPr>
+        <w:spacing w:before="0" w:after="10" w:line="248" w:lineRule="exact"/>
+        <w:ind w:left="200" w:hanging="200"/>
+      </w:pPr>
+      <w:r>
+        <w:rPr>
+          <w:rFonts w:ascii="Lato" w:hAnsi="Lato" w:cs="Lato"/>
+          <w:sz w:val="21"/>
+          <w:szCs w:val="21"/>
+          <w:color w:val="111111"/>
+        </w:rPr>
+        <w:t xml:space="preserve">•</w:t>
+      </w:r>
+      <w:r>
+        <w:rPr>
+          <w:rFonts w:ascii="Lato" w:hAnsi="Lato" w:cs="Lato"/>
+          <w:sz w:val="21"/>
+          <w:szCs w:val="21"/>
+          <w:color w:val="111111"/>
+        </w:rPr>
+        <w:t xml:space="preserve">  </w:t>
+      </w:r>
+      <w:r>
+        <w:rPr>
+          <w:rFonts w:ascii="Lato" w:hAnsi="Lato" w:cs="Lato"/>
+          <w:sz w:val="21"/>
+          <w:szCs w:val="21"/>
+          <w:color w:val="111111"/>
+        </w:rPr>
+        <w:t xml:space="preserve">Built a Flask and SQLAlchemy REST API with JWT auth and a React UI, enforcing permissions at the query layer and sending idempotent deadline notifications.</w:t>
+      </w:r>
+    </w:p>
+    <w:p>
+      <w:pPr>
+        <w:spacing w:before="0" w:after="10" w:line="248" w:lineRule="exact"/>
+        <w:ind w:left="200" w:hanging="200"/>
+      </w:pPr>
+      <w:r>
+        <w:rPr>
+          <w:rFonts w:ascii="Lato" w:hAnsi="Lato" w:cs="Lato"/>
+          <w:sz w:val="21"/>
+          <w:szCs w:val="21"/>
+          <w:color w:val="111111"/>
+        </w:rPr>
+        <w:t xml:space="preserve">•</w:t>
+      </w:r>
+      <w:r>
+        <w:rPr>
+          <w:rFonts w:ascii="Lato" w:hAnsi="Lato" w:cs="Lato"/>
+          <w:sz w:val="21"/>
+          <w:szCs w:val="21"/>
+          <w:color w:val="111111"/>
+        </w:rPr>
+        <w:t xml:space="preserve">  </w:t>
+      </w:r>
+      <w:r>
+        <w:rPr>
+          <w:rFonts w:ascii="Lato" w:hAnsi="Lato" w:cs="Lato"/>
+          <w:sz w:val="21"/>
+          <w:szCs w:val="21"/>
+          <w:color w:val="111111"/>
+        </w:rPr>
+        <w:t xml:space="preserve">Added optimistic UI with rollback on failure and a composite index on project, status and due date after the first version scanned the whole table.</w:t>
+      </w:r>
+    </w:p>
+    <w:p>
+      <w:pPr>
+        <w:keepNext/>
+        <w:tabs>
+          <w:tab w:val="right" w:pos="10656"/>
+        </w:tabs>
+        <w:spacing w:before="60" w:after="0" w:line="248" w:lineRule="exact"/>
+      </w:pPr>
+      <w:r>
+        <w:rPr>
+          <w:rFonts w:ascii="Lato" w:hAnsi="Lato" w:cs="Lato"/>
+          <w:sz w:val="21"/>
+          <w:szCs w:val="21"/>
+          <w:b/>
+          <w:color w:val="111111"/>
+        </w:rPr>
+        <w:t xml:space="preserve">Image Recognition as a Service</w:t>
+      </w:r>
+      <w:r>
+        <w:tab/>
+      </w:r>
+      <w:r>
+        <w:rPr>
+          <w:rFonts w:ascii="Lato" w:hAnsi="Lato" w:cs="Lato"/>
+          <w:sz w:val="21"/>
+          <w:szCs w:val="21"/>
+          <w:b/>
+          <w:color w:val="111111"/>
+        </w:rPr>
+        <w:t xml:space="preserve">01/2024 - 02/2024</w:t>
+      </w:r>
+    </w:p>
+    <w:p>
+      <w:pPr>
+        <w:spacing w:before="0" w:after="10" w:line="248" w:lineRule="exact"/>
+        <w:ind w:left="200" w:hanging="200"/>
+      </w:pPr>
+      <w:r>
+        <w:rPr>
+          <w:rFonts w:ascii="Lato" w:hAnsi="Lato" w:cs="Lato"/>
+          <w:sz w:val="21"/>
+          <w:szCs w:val="21"/>
+          <w:color w:val="111111"/>
+        </w:rPr>
+        <w:t xml:space="preserve">•</w:t>
+      </w:r>
+      <w:r>
+        <w:rPr>
+          <w:rFonts w:ascii="Lato" w:hAnsi="Lato" w:cs="Lato"/>
+          <w:sz w:val="21"/>
+          <w:szCs w:val="21"/>
+          <w:color w:val="111111"/>
+        </w:rPr>
+        <w:t xml:space="preserve">  </w:t>
+      </w:r>
+      <w:r>
+        <w:rPr>
+          <w:rFonts w:ascii="Lato" w:hAnsi="Lato" w:cs="Lato"/>
+          <w:sz w:val="21"/>
+          <w:szCs w:val="21"/>
+          <w:color w:val="111111"/>
+        </w:rPr>
+        <w:t xml:space="preserve">Built an AWS EC2/SQS image-processing service with queue-based scaling, asynchronous results and idempotent workers for safe message retries.</w:t>
+      </w:r>
+    </w:p>
+    <w:p>
+      <w:pPr>
+        <w:spacing w:before="0" w:after="10" w:line="248" w:lineRule="exact"/>
+        <w:ind w:left="200" w:hanging="200"/>
+      </w:pPr>
+      <w:r>
+        <w:rPr>
+          <w:rFonts w:ascii="Lato" w:hAnsi="Lato" w:cs="Lato"/>
+          <w:sz w:val="21"/>
+          <w:szCs w:val="21"/>
+          <w:color w:val="111111"/>
+        </w:rPr>
+        <w:t xml:space="preserve">•</w:t>
+      </w:r>
+      <w:r>
+        <w:rPr>
+          <w:rFonts w:ascii="Lato" w:hAnsi="Lato" w:cs="Lato"/>
+          <w:sz w:val="21"/>
+          <w:szCs w:val="21"/>
+          <w:color w:val="111111"/>
+        </w:rPr>
+        <w:t xml:space="preserve">  </w:t>
+      </w:r>
+      <w:r>
+        <w:rPr>
+          <w:rFonts w:ascii="Lato" w:hAnsi="Lato" w:cs="Lato"/>
+          <w:sz w:val="21"/>
+          <w:szCs w:val="21"/>
+          <w:color w:val="111111"/>
+        </w:rPr>
+        <w:t xml:space="preserve">Capped worker capacity and used scale-in cooldowns to control cost and prevent instance churn during changing demand.</w:t>
       </w:r>
     </w:p>
     <w:p>
@@ -1642,7 +1805,7 @@
           <w:szCs w:val="21"/>
           <w:color w:val="111111"/>
         </w:rPr>
-        <w:t xml:space="preserve">Python, TypeScript, SQL, C#, JavaScript</w:t>
+        <w:t xml:space="preserve">Python, TypeScript, Java, C#, SQL, JavaScript</w:t>
       </w:r>
     </w:p>
     <w:p>
@@ -1666,7 +1829,7 @@
           <w:szCs w:val="21"/>
           <w:color w:val="111111"/>
         </w:rPr>
-        <w:t xml:space="preserve">NestJS, FastAPI, Node.js, Express, .NET 8, Dapper, MediatR, REST, WebSockets, JWT</w:t>
+        <w:t xml:space="preserve">NestJS, FastAPI, Django, Flask, Node.js, Express, .NET 8, Dapper, MediatR, SQLAlchemy, REST APIs, WebSockets, JWT</w:t>
       </w:r>
     </w:p>
     <w:p>
@@ -1690,7 +1853,7 @@
           <w:szCs w:val="21"/>
           <w:color w:val="111111"/>
         </w:rPr>
-        <w:t xml:space="preserve">PostgreSQL, Redis, DuckDB, Firestore, Algolia, Neo4j, AWS SQS, RabbitMQ, S3</w:t>
+        <w:t xml:space="preserve">PostgreSQL, MySQL, Redis, DynamoDB, Firestore, DuckDB, Algolia, Neo4j, AWS SQS, RabbitMQ, S3</w:t>
       </w:r>
     </w:p>
     <w:p>
@@ -1714,7 +1877,7 @@
           <w:szCs w:val="21"/>
           <w:color w:val="111111"/>
         </w:rPr>
-        <w:t xml:space="preserve">Distributed systems, event-driven design, idempotency, concurrency control, caching, multi-tenancy, circuit breakers</w:t>
+        <w:t xml:space="preserve">Microservices, distributed systems, event-driven design, idempotency, concurrency control, caching, multi-tenancy, circuit breakers</w:t>
       </w:r>
     </w:p>
     <w:p>
@@ -1753,16 +1916,16 @@
           <w:b/>
           <w:color w:val="111111"/>
         </w:rPr>
-        <w:t xml:space="preserve">Cloud &amp; Delivery: </w:t>
-      </w:r>
-      <w:r>
-        <w:rPr>
-          <w:rFonts w:ascii="Lato" w:hAnsi="Lato" w:cs="Lato"/>
-          <w:sz w:val="21"/>
-          <w:szCs w:val="21"/>
-          <w:color w:val="111111"/>
-        </w:rPr>
-        <w:t xml:space="preserve">AWS (Step Functions, Lambda, S3, CDK), GCP Cloud Run, Docker, Kubernetes, CI/CD</w:t>
+        <w:t xml:space="preserve">Cloud &amp; DevOps: </w:t>
+      </w:r>
+      <w:r>
+        <w:rPr>
+          <w:rFonts w:ascii="Lato" w:hAnsi="Lato" w:cs="Lato"/>
+          <w:sz w:val="21"/>
+          <w:szCs w:val="21"/>
+          <w:color w:val="111111"/>
+        </w:rPr>
+        <w:t xml:space="preserve">AWS (Lambda, API Gateway, Step Functions, S3, CDK), GCP Cloud Run, Docker, Kubernetes, Nginx, GitHub Actions, CI/CD</w:t>
       </w:r>
     </w:p>
     <w:p>
